--- a/BTech CSE 5th Sem/PES - 390/CV/Updated CV.docx
+++ b/BTech CSE 5th Sem/PES - 390/CV/Updated CV.docx
@@ -5,6 +5,10 @@
     <w:p>
       <w:pPr>
         <w:pStyle w:val="Heading1"/>
+        <w:rPr>
+          <w:color w:val="2D2F92"/>
+          <w:spacing w:val="-2"/>
+        </w:rPr>
       </w:pPr>
       <w:r>
         <w:rPr>
@@ -38,6 +42,27 @@
           <w:spacing w:val="-2"/>
         </w:rPr>
         <w:t>Ansari</w:t>
+      </w:r>
+    </w:p>
+    <w:p>
+      <w:pPr>
+        <w:pStyle w:val="BodyText"/>
+        <w:tabs>
+          <w:tab w:val="left" w:pos="6656"/>
+        </w:tabs>
+        <w:spacing w:before="1"/>
+        <w:ind w:left="108" w:firstLine="0"/>
+        <w:rPr>
+          <w:b/>
+          <w:bCs/>
+        </w:rPr>
+      </w:pPr>
+      <w:r>
+        <w:rPr>
+          <w:b/>
+          <w:bCs/>
+        </w:rPr>
+        <w:t>Riyadh, Saudi Arabia</w:t>
       </w:r>
     </w:p>
     <w:p>
@@ -165,23 +190,7 @@
             <w:spacing w:val="-2"/>
             <w:u w:val="single" w:color="800080"/>
           </w:rPr>
-          <w:t>https://aquib-jawaid-ansari.vercel.a</w:t>
-        </w:r>
-        <w:r>
-          <w:rPr>
-            <w:color w:val="800080"/>
-            <w:spacing w:val="-2"/>
-            <w:u w:val="single" w:color="800080"/>
-          </w:rPr>
-          <w:t>p</w:t>
-        </w:r>
-        <w:r>
-          <w:rPr>
-            <w:color w:val="800080"/>
-            <w:spacing w:val="-2"/>
-            <w:u w:val="single" w:color="800080"/>
-          </w:rPr>
-          <w:t>p/</w:t>
+          <w:t>https://aquib-jawaid-ansari.vercel.app/</w:t>
         </w:r>
       </w:hyperlink>
     </w:p>
@@ -261,7 +270,7 @@
           </mc:Choice>
           <mc:Fallback>
             <w:pict>
-              <v:shape w14:anchorId="5AE34636" id="Graphic 1" o:spid="_x0000_s1026" style="position:absolute;margin-left:33.85pt;margin-top:20.95pt;width:523.25pt;height:.1pt;z-index:-15728640;visibility:visible;mso-wrap-style:square;mso-wrap-distance-left:0;mso-wrap-distance-top:0;mso-wrap-distance-right:0;mso-wrap-distance-bottom:0;mso-position-horizontal:absolute;mso-position-horizontal-relative:page;mso-position-vertical:absolute;mso-position-vertical-relative:text;v-text-anchor:top" coordsize="6645275,1270" o:gfxdata="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" path="m,l6645275,e" filled="f" strokeweight=".14075mm">
+              <v:shape w14:anchorId="683AD44D" id="Graphic 1" o:spid="_x0000_s1026" style="position:absolute;margin-left:33.85pt;margin-top:20.95pt;width:523.25pt;height:.1pt;z-index:-15728640;visibility:visible;mso-wrap-style:square;mso-wrap-distance-left:0;mso-wrap-distance-top:0;mso-wrap-distance-right:0;mso-wrap-distance-bottom:0;mso-position-horizontal:absolute;mso-position-horizontal-relative:page;mso-position-vertical:absolute;mso-position-vertical-relative:text;v-text-anchor:top" coordsize="6645275,1270" o:gfxdata="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" path="m,l6645275,e" filled="f" strokeweight=".14075mm">
                 <v:path arrowok="t"/>
                 <w10:wrap type="topAndBottom" anchorx="page"/>
               </v:shape>
@@ -349,6 +358,13 @@
           <w:sz w:val="20"/>
         </w:rPr>
         <w:t>Bash</w:t>
+      </w:r>
+      <w:r>
+        <w:rPr>
+          <w:spacing w:val="-4"/>
+          <w:sz w:val="20"/>
+        </w:rPr>
+        <w:t xml:space="preserve"> Scripts</w:t>
       </w:r>
     </w:p>
     <w:p>
@@ -506,6 +522,18 @@
         <w:rPr>
           <w:sz w:val="20"/>
         </w:rPr>
+        <w:t xml:space="preserve"> Azure,</w:t>
+      </w:r>
+      <w:r>
+        <w:rPr>
+          <w:sz w:val="20"/>
+        </w:rPr>
+        <w:t xml:space="preserve"> Technical Support,</w:t>
+      </w:r>
+      <w:r>
+        <w:rPr>
+          <w:sz w:val="20"/>
+        </w:rPr>
         <w:t xml:space="preserve"> CI/CD Pipeline,</w:t>
       </w:r>
       <w:r>
@@ -665,21 +693,7 @@
         <w:rPr>
           <w:sz w:val="20"/>
         </w:rPr>
-        <w:t>CMD,</w:t>
-      </w:r>
-      <w:r>
-        <w:rPr>
-          <w:spacing w:val="-9"/>
-          <w:sz w:val="20"/>
-        </w:rPr>
-        <w:t xml:space="preserve"> </w:t>
-      </w:r>
-      <w:r>
-        <w:rPr>
-          <w:spacing w:val="-5"/>
-          <w:sz w:val="20"/>
-        </w:rPr>
-        <w:t>WSL</w:t>
+        <w:t>CMD</w:t>
       </w:r>
     </w:p>
     <w:p>
@@ -833,6 +847,20 @@
           <w:sz w:val="20"/>
         </w:rPr>
         <w:t>Networking</w:t>
+      </w:r>
+      <w:r>
+        <w:rPr>
+          <w:spacing w:val="-2"/>
+          <w:sz w:val="20"/>
+        </w:rPr>
+        <w:t xml:space="preserve">, </w:t>
+      </w:r>
+      <w:r>
+        <w:rPr>
+          <w:spacing w:val="-2"/>
+          <w:sz w:val="20"/>
+        </w:rPr>
+        <w:t>Operating Systems, Scripting Knowledge</w:t>
       </w:r>
     </w:p>
     <w:p>
@@ -1030,13 +1058,21 @@
           </mc:Choice>
           <mc:Fallback>
             <w:pict>
-              <v:shape w14:anchorId="77F7863F" id="Graphic 2" o:spid="_x0000_s1026" style="position:absolute;margin-left:33.85pt;margin-top:22.2pt;width:523.25pt;height:.1pt;z-index:-15728128;visibility:visible;mso-wrap-style:square;mso-wrap-distance-left:0;mso-wrap-distance-top:0;mso-wrap-distance-right:0;mso-wrap-distance-bottom:0;mso-position-horizontal:absolute;mso-position-horizontal-relative:page;mso-position-vertical:absolute;mso-position-vertical-relative:text;v-text-anchor:top" coordsize="6645275,1270" o:gfxdata="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" path="m,l6645275,e" filled="f" strokeweight=".14075mm">
+              <v:shape w14:anchorId="7FE77B60" id="Graphic 2" o:spid="_x0000_s1026" style="position:absolute;margin-left:33.85pt;margin-top:22.2pt;width:523.25pt;height:.1pt;z-index:-15728128;visibility:visible;mso-wrap-style:square;mso-wrap-distance-left:0;mso-wrap-distance-top:0;mso-wrap-distance-right:0;mso-wrap-distance-bottom:0;mso-position-horizontal:absolute;mso-position-horizontal-relative:page;mso-position-vertical:absolute;mso-position-vertical-relative:text;v-text-anchor:top" coordsize="6645275,1270" o:gfxdata="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" path="m,l6645275,e" filled="f" strokeweight=".14075mm">
                 <v:path arrowok="t"/>
                 <w10:wrap type="topAndBottom" anchorx="page"/>
               </v:shape>
             </w:pict>
           </mc:Fallback>
         </mc:AlternateContent>
+      </w:r>
+      <w:r>
+        <w:rPr>
+          <w:smallCaps/>
+          <w:color w:val="473992"/>
+          <w:spacing w:val="-2"/>
+        </w:rPr>
+        <w:t xml:space="preserve">Work </w:t>
       </w:r>
       <w:r>
         <w:rPr>
@@ -1356,23 +1392,7 @@
           <w:i/>
           <w:sz w:val="20"/>
         </w:rPr>
-        <w:t>IT</w:t>
-      </w:r>
-      <w:r>
-        <w:rPr>
-          <w:i/>
-          <w:spacing w:val="-3"/>
-          <w:sz w:val="20"/>
-        </w:rPr>
-        <w:t xml:space="preserve"> </w:t>
-      </w:r>
-      <w:r>
-        <w:rPr>
-          <w:i/>
-          <w:spacing w:val="-2"/>
-          <w:sz w:val="20"/>
-        </w:rPr>
-        <w:t>Trainee</w:t>
+        <w:t>DevOps Intern</w:t>
       </w:r>
     </w:p>
     <w:p>
@@ -1386,7 +1406,7 @@
           <w:tab w:val="left" w:pos="802"/>
         </w:tabs>
         <w:spacing w:before="22"/>
-        <w:ind w:right="1149"/>
+        <w:ind w:right="298"/>
         <w:rPr>
           <w:sz w:val="20"/>
         </w:rPr>
@@ -1552,7 +1572,7 @@
           <w:tab w:val="left" w:pos="802"/>
         </w:tabs>
         <w:spacing w:before="23" w:line="242" w:lineRule="auto"/>
-        <w:ind w:right="1967"/>
+        <w:ind w:right="440"/>
         <w:rPr>
           <w:sz w:val="20"/>
         </w:rPr>
@@ -1729,9 +1749,10 @@
         </w:numPr>
         <w:tabs>
           <w:tab w:val="left" w:pos="802"/>
+          <w:tab w:val="left" w:pos="10065"/>
         </w:tabs>
         <w:spacing w:before="20"/>
-        <w:ind w:right="1432"/>
+        <w:ind w:right="723"/>
         <w:rPr>
           <w:sz w:val="20"/>
         </w:rPr>
@@ -1864,7 +1885,7 @@
       <w:pPr>
         <w:pStyle w:val="BodyText"/>
         <w:spacing w:before="23"/>
-        <w:ind w:left="609" w:right="1234" w:firstLine="0"/>
+        <w:ind w:left="609" w:right="298" w:firstLine="0"/>
       </w:pPr>
       <w:r>
         <w:rPr>
@@ -1994,20 +2015,14 @@
       <w:r>
         <w:t>Monitoring, CTS, Cloud Eye, SMN</w:t>
       </w:r>
-    </w:p>
-    <w:p>
-      <w:pPr>
-        <w:pStyle w:val="BodyText"/>
-        <w:spacing w:before="80"/>
-        <w:ind w:left="0" w:firstLine="0"/>
-      </w:pPr>
     </w:p>
     <w:p>
       <w:pPr>
         <w:tabs>
           <w:tab w:val="left" w:pos="8641"/>
         </w:tabs>
-        <w:ind w:left="134"/>
+        <w:spacing w:before="158"/>
+        <w:ind w:left="136"/>
         <w:rPr>
           <w:sz w:val="20"/>
         </w:rPr>
@@ -2368,7 +2383,7 @@
           <w:tab w:val="left" w:pos="802"/>
         </w:tabs>
         <w:spacing w:before="24"/>
-        <w:ind w:right="2001"/>
+        <w:ind w:right="156"/>
         <w:rPr>
           <w:sz w:val="20"/>
         </w:rPr>
@@ -2534,7 +2549,7 @@
           <w:tab w:val="left" w:pos="802"/>
         </w:tabs>
         <w:spacing w:before="23"/>
-        <w:ind w:right="1598"/>
+        <w:ind w:right="582"/>
         <w:rPr>
           <w:sz w:val="20"/>
         </w:rPr>
@@ -2674,7 +2689,7 @@
           <w:tab w:val="left" w:pos="802"/>
         </w:tabs>
         <w:spacing w:before="22"/>
-        <w:ind w:right="1234"/>
+        <w:ind w:right="440"/>
         <w:rPr>
           <w:sz w:val="20"/>
         </w:rPr>
@@ -2794,7 +2809,10 @@
       <w:pPr>
         <w:pStyle w:val="BodyText"/>
         <w:spacing w:before="23" w:line="242" w:lineRule="auto"/>
-        <w:ind w:left="609" w:right="1234" w:firstLine="0"/>
+        <w:ind w:left="609" w:right="582" w:firstLine="0"/>
+        <w:rPr>
+          <w:w w:val="105"/>
+        </w:rPr>
       </w:pPr>
       <w:r>
         <w:rPr>
@@ -2813,8 +2831,8 @@
     <w:p>
       <w:pPr>
         <w:pStyle w:val="BodyText"/>
-        <w:spacing w:before="7"/>
-        <w:ind w:left="0" w:firstLine="0"/>
+        <w:spacing w:before="23" w:line="242" w:lineRule="auto"/>
+        <w:ind w:left="0" w:right="582" w:firstLine="0"/>
       </w:pPr>
     </w:p>
     <w:p>
@@ -2892,7 +2910,7 @@
           </mc:Choice>
           <mc:Fallback>
             <w:pict>
-              <v:shape w14:anchorId="6506ADB0" id="Graphic 3" o:spid="_x0000_s1026" style="position:absolute;margin-left:33.85pt;margin-top:15.35pt;width:523.25pt;height:.1pt;z-index:-15727616;visibility:visible;mso-wrap-style:square;mso-wrap-distance-left:0;mso-wrap-distance-top:0;mso-wrap-distance-right:0;mso-wrap-distance-bottom:0;mso-position-horizontal:absolute;mso-position-horizontal-relative:page;mso-position-vertical:absolute;mso-position-vertical-relative:text;v-text-anchor:top" coordsize="6645275,1270" o:gfxdata="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" path="m,l6645275,e" filled="f" strokeweight=".14075mm">
+              <v:shape w14:anchorId="0A09E11E" id="Graphic 3" o:spid="_x0000_s1026" style="position:absolute;margin-left:33.85pt;margin-top:15.35pt;width:523.25pt;height:.1pt;z-index:-15727616;visibility:visible;mso-wrap-style:square;mso-wrap-distance-left:0;mso-wrap-distance-top:0;mso-wrap-distance-right:0;mso-wrap-distance-bottom:0;mso-position-horizontal:absolute;mso-position-horizontal-relative:page;mso-position-vertical:absolute;mso-position-vertical-relative:text;v-text-anchor:top" coordsize="6645275,1270" o:gfxdata="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" path="m,l6645275,e" filled="f" strokeweight=".14075mm">
                 <v:path arrowok="t"/>
                 <w10:wrap type="topAndBottom" anchorx="page"/>
               </v:shape>
@@ -3024,7 +3042,7 @@
         <w:tabs>
           <w:tab w:val="left" w:pos="802"/>
         </w:tabs>
-        <w:ind w:right="1751"/>
+        <w:ind w:right="440"/>
         <w:rPr>
           <w:sz w:val="20"/>
         </w:rPr>
@@ -3189,7 +3207,7 @@
         <w:tabs>
           <w:tab w:val="left" w:pos="802"/>
         </w:tabs>
-        <w:ind w:right="1909"/>
+        <w:ind w:right="298"/>
         <w:rPr>
           <w:sz w:val="20"/>
         </w:rPr>
@@ -3367,7 +3385,7 @@
         <w:tabs>
           <w:tab w:val="left" w:pos="802"/>
         </w:tabs>
-        <w:ind w:right="1460"/>
+        <w:ind w:right="582"/>
         <w:rPr>
           <w:sz w:val="20"/>
         </w:rPr>
@@ -3772,7 +3790,7 @@
           <w:tab w:val="left" w:pos="802"/>
         </w:tabs>
         <w:spacing w:line="254" w:lineRule="auto"/>
-        <w:ind w:right="1513"/>
+        <w:ind w:right="582"/>
         <w:rPr>
           <w:sz w:val="20"/>
         </w:rPr>
@@ -3925,7 +3943,7 @@
           <w:tab w:val="left" w:pos="802"/>
         </w:tabs>
         <w:spacing w:before="2" w:line="256" w:lineRule="auto"/>
-        <w:ind w:right="1546"/>
+        <w:ind w:right="723"/>
         <w:rPr>
           <w:sz w:val="20"/>
         </w:rPr>
@@ -4124,7 +4142,7 @@
           <w:tab w:val="left" w:pos="802"/>
         </w:tabs>
         <w:spacing w:before="1" w:line="254" w:lineRule="auto"/>
-        <w:ind w:right="1549"/>
+        <w:ind w:right="1007"/>
         <w:rPr>
           <w:sz w:val="20"/>
         </w:rPr>
@@ -4290,7 +4308,7 @@
           <w:tab w:val="left" w:pos="802"/>
         </w:tabs>
         <w:spacing w:before="2" w:line="254" w:lineRule="auto"/>
-        <w:ind w:right="2177"/>
+        <w:ind w:right="440"/>
         <w:rPr>
           <w:sz w:val="20"/>
         </w:rPr>
@@ -4447,7 +4465,7 @@
           <w:tab w:val="left" w:pos="802"/>
         </w:tabs>
         <w:spacing w:before="2" w:line="254" w:lineRule="auto"/>
-        <w:ind w:left="609" w:right="2177"/>
+        <w:ind w:left="609" w:right="440"/>
         <w:rPr>
           <w:sz w:val="20"/>
         </w:rPr>
@@ -4529,7 +4547,7 @@
           </mc:Choice>
           <mc:Fallback>
             <w:pict>
-              <v:shape w14:anchorId="0B30F252" id="Graphic 4" o:spid="_x0000_s1026" style="position:absolute;margin-left:33.85pt;margin-top:20.6pt;width:523.25pt;height:.1pt;z-index:-15727104;visibility:visible;mso-wrap-style:square;mso-wrap-distance-left:0;mso-wrap-distance-top:0;mso-wrap-distance-right:0;mso-wrap-distance-bottom:0;mso-position-horizontal:absolute;mso-position-horizontal-relative:page;mso-position-vertical:absolute;mso-position-vertical-relative:text;v-text-anchor:top" coordsize="6645275,1270" o:gfxdata="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" path="m,l6645275,e" filled="f" strokeweight=".14075mm">
+              <v:shape w14:anchorId="52C06C88" id="Graphic 4" o:spid="_x0000_s1026" style="position:absolute;margin-left:33.85pt;margin-top:20.6pt;width:523.25pt;height:.1pt;z-index:-15727104;visibility:visible;mso-wrap-style:square;mso-wrap-distance-left:0;mso-wrap-distance-top:0;mso-wrap-distance-right:0;mso-wrap-distance-bottom:0;mso-position-horizontal:absolute;mso-position-horizontal-relative:page;mso-position-vertical:absolute;mso-position-vertical-relative:text;v-text-anchor:top" coordsize="6645275,1270" o:gfxdata="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" path="m,l6645275,e" filled="f" strokeweight=".14075mm">
                 <v:path arrowok="t"/>
                 <w10:wrap type="topAndBottom" anchorx="page"/>
               </v:shape>
@@ -4555,15 +4573,255 @@
         <w:spacing w:before="9"/>
         <w:ind w:left="134"/>
         <w:rPr>
-          <w:sz w:val="20"/>
-        </w:rPr>
-      </w:pPr>
-      <w:r>
-        <w:rPr>
           <w:b/>
           <w:color w:val="17375E"/>
           <w:sz w:val="20"/>
-        </w:rPr>
+          <w:lang w:val="en-IN"/>
+        </w:rPr>
+      </w:pPr>
+      <w:r>
+        <w:rPr>
+          <w:b/>
+          <w:bCs/>
+          <w:color w:val="17375E"/>
+          <w:sz w:val="20"/>
+        </w:rPr>
+        <w:t xml:space="preserve">WBPDCL | Power Plant Trainee | </w:t>
+      </w:r>
+      <w:hyperlink r:id="rId14" w:tgtFrame="_blank" w:history="1">
+        <w:r>
+          <w:rPr>
+            <w:rStyle w:val="Hyperlink"/>
+            <w:b/>
+            <w:bCs/>
+            <w:i/>
+            <w:iCs/>
+            <w:sz w:val="20"/>
+          </w:rPr>
+          <w:t>Verify Here</w:t>
+        </w:r>
+      </w:hyperlink>
+      <w:r>
+        <w:rPr>
+          <w:b/>
+          <w:color w:val="17375E"/>
+          <w:sz w:val="20"/>
+          <w:lang w:val="en-IN"/>
+        </w:rPr>
+        <w:tab/>
+      </w:r>
+      <w:r>
+        <w:rPr>
+          <w:bCs/>
+          <w:color w:val="000000" w:themeColor="text1"/>
+          <w:sz w:val="20"/>
+        </w:rPr>
+        <w:t>October 2023</w:t>
+      </w:r>
+      <w:r>
+        <w:rPr>
+          <w:b/>
+          <w:color w:val="000000" w:themeColor="text1"/>
+          <w:sz w:val="20"/>
+          <w:lang w:val="en-IN"/>
+        </w:rPr>
+        <w:t> </w:t>
+      </w:r>
+    </w:p>
+    <w:p>
+      <w:pPr>
+        <w:numPr>
+          <w:ilvl w:val="0"/>
+          <w:numId w:val="7"/>
+        </w:numPr>
+        <w:tabs>
+          <w:tab w:val="left" w:pos="9465"/>
+        </w:tabs>
+        <w:spacing w:before="9"/>
+        <w:ind w:left="851" w:hanging="284"/>
+        <w:rPr>
+          <w:bCs/>
+          <w:color w:val="000000" w:themeColor="text1"/>
+          <w:sz w:val="20"/>
+          <w:lang w:val="en-IN"/>
+        </w:rPr>
+      </w:pPr>
+      <w:r>
+        <w:rPr>
+          <w:bCs/>
+          <w:color w:val="000000" w:themeColor="text1"/>
+          <w:sz w:val="20"/>
+        </w:rPr>
+        <w:t>Learned thermal power plant operations, equipment, safety procedures, and power generation processes.</w:t>
+      </w:r>
+      <w:r>
+        <w:rPr>
+          <w:bCs/>
+          <w:color w:val="000000" w:themeColor="text1"/>
+          <w:sz w:val="20"/>
+          <w:lang w:val="en-IN"/>
+        </w:rPr>
+        <w:t> </w:t>
+      </w:r>
+    </w:p>
+    <w:p>
+      <w:pPr>
+        <w:numPr>
+          <w:ilvl w:val="0"/>
+          <w:numId w:val="7"/>
+        </w:numPr>
+        <w:tabs>
+          <w:tab w:val="left" w:pos="9465"/>
+        </w:tabs>
+        <w:spacing w:before="9"/>
+        <w:ind w:left="851" w:hanging="284"/>
+        <w:rPr>
+          <w:bCs/>
+          <w:color w:val="000000" w:themeColor="text1"/>
+          <w:sz w:val="20"/>
+          <w:lang w:val="en-IN"/>
+        </w:rPr>
+      </w:pPr>
+      <w:r>
+        <w:rPr>
+          <w:bCs/>
+          <w:color w:val="000000" w:themeColor="text1"/>
+          <w:sz w:val="20"/>
+        </w:rPr>
+        <w:t xml:space="preserve">Participated in control room simulations, monitoring plant parameters and understanding </w:t>
+      </w:r>
+      <w:proofErr w:type="gramStart"/>
+      <w:r>
+        <w:rPr>
+          <w:bCs/>
+          <w:color w:val="000000" w:themeColor="text1"/>
+          <w:sz w:val="20"/>
+        </w:rPr>
+        <w:t>boiler</w:t>
+      </w:r>
+      <w:proofErr w:type="gramEnd"/>
+      <w:r>
+        <w:rPr>
+          <w:bCs/>
+          <w:color w:val="000000" w:themeColor="text1"/>
+          <w:sz w:val="20"/>
+        </w:rPr>
+        <w:t xml:space="preserve">, </w:t>
+      </w:r>
+      <w:proofErr w:type="gramStart"/>
+      <w:r>
+        <w:rPr>
+          <w:bCs/>
+          <w:color w:val="000000" w:themeColor="text1"/>
+          <w:sz w:val="20"/>
+        </w:rPr>
+        <w:t>turbine</w:t>
+      </w:r>
+      <w:proofErr w:type="gramEnd"/>
+      <w:r>
+        <w:rPr>
+          <w:bCs/>
+          <w:color w:val="000000" w:themeColor="text1"/>
+          <w:sz w:val="20"/>
+        </w:rPr>
+        <w:t xml:space="preserve">, </w:t>
+      </w:r>
+      <w:proofErr w:type="gramStart"/>
+      <w:r>
+        <w:rPr>
+          <w:bCs/>
+          <w:color w:val="000000" w:themeColor="text1"/>
+          <w:sz w:val="20"/>
+        </w:rPr>
+        <w:t>generator</w:t>
+      </w:r>
+      <w:proofErr w:type="gramEnd"/>
+      <w:r>
+        <w:rPr>
+          <w:bCs/>
+          <w:color w:val="000000" w:themeColor="text1"/>
+          <w:sz w:val="20"/>
+        </w:rPr>
+        <w:t>, and auxiliary operations.</w:t>
+      </w:r>
+      <w:r>
+        <w:rPr>
+          <w:bCs/>
+          <w:color w:val="000000" w:themeColor="text1"/>
+          <w:sz w:val="20"/>
+          <w:lang w:val="en-IN"/>
+        </w:rPr>
+        <w:t> </w:t>
+      </w:r>
+    </w:p>
+    <w:p>
+      <w:pPr>
+        <w:numPr>
+          <w:ilvl w:val="0"/>
+          <w:numId w:val="7"/>
+        </w:numPr>
+        <w:tabs>
+          <w:tab w:val="left" w:pos="9465"/>
+        </w:tabs>
+        <w:spacing w:before="9"/>
+        <w:ind w:left="851" w:hanging="284"/>
+        <w:rPr>
+          <w:bCs/>
+          <w:color w:val="000000" w:themeColor="text1"/>
+          <w:sz w:val="20"/>
+          <w:lang w:val="en-IN"/>
+        </w:rPr>
+      </w:pPr>
+      <w:r>
+        <w:rPr>
+          <w:bCs/>
+          <w:color w:val="000000" w:themeColor="text1"/>
+          <w:sz w:val="20"/>
+        </w:rPr>
+        <w:t>Studied emergency protocols, alarm handling, and response procedures for abnormal plant conditions.</w:t>
+      </w:r>
+      <w:r>
+        <w:rPr>
+          <w:bCs/>
+          <w:color w:val="000000" w:themeColor="text1"/>
+          <w:sz w:val="20"/>
+          <w:lang w:val="en-IN"/>
+        </w:rPr>
+        <w:t> </w:t>
+      </w:r>
+    </w:p>
+    <w:p>
+      <w:pPr>
+        <w:tabs>
+          <w:tab w:val="left" w:pos="9465"/>
+        </w:tabs>
+        <w:spacing w:before="9"/>
+        <w:rPr>
+          <w:bCs/>
+          <w:color w:val="000000" w:themeColor="text1"/>
+          <w:sz w:val="20"/>
+          <w:lang w:val="en-IN"/>
+        </w:rPr>
+      </w:pPr>
+    </w:p>
+    <w:p>
+      <w:pPr>
+        <w:tabs>
+          <w:tab w:val="left" w:pos="9465"/>
+        </w:tabs>
+        <w:spacing w:before="9"/>
+        <w:ind w:left="134"/>
+        <w:rPr>
+          <w:sz w:val="20"/>
+        </w:rPr>
+      </w:pPr>
+      <w:r>
+        <w:rPr>
+          <w:b/>
+          <w:color w:val="17375E"/>
+          <w:sz w:val="20"/>
+        </w:rPr>
+        <w:lastRenderedPageBreak/>
         <w:t>Abad</w:t>
       </w:r>
       <w:r>
@@ -4688,7 +4946,7 @@
         </w:rPr>
         <w:t xml:space="preserve"> </w:t>
       </w:r>
-      <w:hyperlink r:id="rId14">
+      <w:hyperlink r:id="rId15">
         <w:r>
           <w:rPr>
             <w:b/>
@@ -5029,11 +5287,46 @@
           <w:numId w:val="2"/>
         </w:numPr>
         <w:tabs>
+          <w:tab w:val="left" w:pos="710"/>
+        </w:tabs>
+        <w:spacing w:before="10"/>
+        <w:ind w:left="710" w:right="440" w:hanging="201"/>
+        <w:rPr>
+          <w:sz w:val="20"/>
+        </w:rPr>
+      </w:pPr>
+      <w:r>
+        <w:rPr>
+          <w:sz w:val="20"/>
+        </w:rPr>
+        <w:t>Developed an understanding of network protocols, OSI model, Ethernet, and network performance</w:t>
+      </w:r>
+      <w:r>
+        <w:rPr>
+          <w:sz w:val="20"/>
+        </w:rPr>
+        <w:t xml:space="preserve"> </w:t>
+      </w:r>
+      <w:r>
+        <w:rPr>
+          <w:sz w:val="20"/>
+        </w:rPr>
+        <w:t>concepts.</w:t>
+      </w:r>
+    </w:p>
+    <w:p>
+      <w:pPr>
+        <w:pStyle w:val="ListParagraph"/>
+        <w:numPr>
+          <w:ilvl w:val="0"/>
+          <w:numId w:val="2"/>
+        </w:numPr>
+        <w:tabs>
           <w:tab w:val="left" w:pos="709"/>
           <w:tab w:val="left" w:pos="711"/>
         </w:tabs>
         <w:spacing w:before="10" w:line="242" w:lineRule="auto"/>
-        <w:ind w:right="1772"/>
+        <w:ind w:right="582"/>
         <w:rPr>
           <w:sz w:val="20"/>
         </w:rPr>
@@ -5168,6 +5461,19 @@
         </w:rPr>
         <w:t>diagnostics.</w:t>
       </w:r>
+    </w:p>
+    <w:p>
+      <w:pPr>
+        <w:tabs>
+          <w:tab w:val="left" w:pos="709"/>
+          <w:tab w:val="left" w:pos="711"/>
+        </w:tabs>
+        <w:spacing w:before="10" w:line="242" w:lineRule="auto"/>
+        <w:ind w:right="582"/>
+        <w:rPr>
+          <w:sz w:val="20"/>
+        </w:rPr>
+      </w:pPr>
     </w:p>
     <w:p>
       <w:pPr>
@@ -5245,7 +5551,7 @@
           </mc:Choice>
           <mc:Fallback>
             <w:pict>
-              <v:shape w14:anchorId="1D3560DB" id="Graphic 5" o:spid="_x0000_s1026" style="position:absolute;margin-left:33.85pt;margin-top:20.35pt;width:523.25pt;height:.1pt;z-index:-15726592;visibility:visible;mso-wrap-style:square;mso-wrap-distance-left:0;mso-wrap-distance-top:0;mso-wrap-distance-right:0;mso-wrap-distance-bottom:0;mso-position-horizontal:absolute;mso-position-horizontal-relative:page;mso-position-vertical:absolute;mso-position-vertical-relative:text;v-text-anchor:top" coordsize="6645275,1270" o:gfxdata="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" path="m,l6645275,e" filled="f" strokeweight=".14075mm">
+              <v:shape w14:anchorId="291D99B3" id="Graphic 5" o:spid="_x0000_s1026" style="position:absolute;margin-left:33.85pt;margin-top:20.35pt;width:523.25pt;height:.1pt;z-index:-15726592;visibility:visible;mso-wrap-style:square;mso-wrap-distance-left:0;mso-wrap-distance-top:0;mso-wrap-distance-right:0;mso-wrap-distance-bottom:0;mso-position-horizontal:absolute;mso-position-horizontal-relative:page;mso-position-vertical:absolute;mso-position-vertical-relative:text;v-text-anchor:top" coordsize="6645275,1270" o:gfxdata="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" path="m,l6645275,e" filled="f" strokeweight=".14075mm">
                 <v:path arrowok="t"/>
                 <w10:wrap type="topAndBottom" anchorx="page"/>
               </v:shape>
@@ -5410,7 +5716,7 @@
         </w:rPr>
         <w:t xml:space="preserve"> </w:t>
       </w:r>
-      <w:hyperlink r:id="rId15">
+      <w:hyperlink r:id="rId16">
         <w:r>
           <w:rPr>
             <w:b/>
@@ -5497,7 +5803,6 @@
           <w:color w:val="17375E"/>
           <w:sz w:val="20"/>
         </w:rPr>
-        <w:lastRenderedPageBreak/>
         <w:t>AWS</w:t>
       </w:r>
       <w:r>
@@ -5675,7 +5980,7 @@
         </w:rPr>
         <w:t xml:space="preserve"> </w:t>
       </w:r>
-      <w:hyperlink r:id="rId16">
+      <w:hyperlink r:id="rId17">
         <w:r>
           <w:rPr>
             <w:b/>
@@ -5746,7 +6051,6 @@
           <w:tab w:val="left" w:pos="9799"/>
         </w:tabs>
         <w:spacing w:before="79"/>
-        <w:ind w:left="509"/>
         <w:rPr>
           <w:sz w:val="20"/>
         </w:rPr>
@@ -5828,7 +6132,7 @@
           </mc:Choice>
           <mc:Fallback>
             <w:pict>
-              <v:shape w14:anchorId="0F64708E" id="Graphic 6" o:spid="_x0000_s1026" style="position:absolute;margin-left:33.85pt;margin-top:20.45pt;width:523.25pt;height:.1pt;z-index:-15726080;visibility:visible;mso-wrap-style:square;mso-wrap-distance-left:0;mso-wrap-distance-top:0;mso-wrap-distance-right:0;mso-wrap-distance-bottom:0;mso-position-horizontal:absolute;mso-position-horizontal-relative:page;mso-position-vertical:absolute;mso-position-vertical-relative:text;v-text-anchor:top" coordsize="6645275,1270" o:gfxdata="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" path="m,l6645275,e" filled="f" strokeweight=".14075mm">
+              <v:shape w14:anchorId="4044B3A8" id="Graphic 6" o:spid="_x0000_s1026" style="position:absolute;margin-left:33.85pt;margin-top:20.45pt;width:523.25pt;height:.1pt;z-index:-15726080;visibility:visible;mso-wrap-style:square;mso-wrap-distance-left:0;mso-wrap-distance-top:0;mso-wrap-distance-right:0;mso-wrap-distance-bottom:0;mso-position-horizontal:absolute;mso-position-horizontal-relative:page;mso-position-vertical:absolute;mso-position-vertical-relative:text;v-text-anchor:top" coordsize="6645275,1270" o:gfxdata="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" path="m,l6645275,e" filled="f" strokeweight=".14075mm">
                 <v:path arrowok="t"/>
                 <w10:wrap type="topAndBottom" anchorx="page"/>
               </v:shape>
@@ -6097,7 +6401,7 @@
           </mc:Choice>
           <mc:Fallback>
             <w:pict>
-              <v:shape w14:anchorId="2558C706" id="Graphic 7" o:spid="_x0000_s1026" style="position:absolute;margin-left:33.85pt;margin-top:21.2pt;width:523.25pt;height:.1pt;z-index:-15725568;visibility:visible;mso-wrap-style:square;mso-wrap-distance-left:0;mso-wrap-distance-top:0;mso-wrap-distance-right:0;mso-wrap-distance-bottom:0;mso-position-horizontal:absolute;mso-position-horizontal-relative:page;mso-position-vertical:absolute;mso-position-vertical-relative:text;v-text-anchor:top" coordsize="6645275,1270" o:gfxdata="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" path="m,l6645275,e" filled="f" strokeweight=".14075mm">
+              <v:shape w14:anchorId="53D8AEB8" id="Graphic 7" o:spid="_x0000_s1026" style="position:absolute;margin-left:33.85pt;margin-top:21.2pt;width:523.25pt;height:.1pt;z-index:-15725568;visibility:visible;mso-wrap-style:square;mso-wrap-distance-left:0;mso-wrap-distance-top:0;mso-wrap-distance-right:0;mso-wrap-distance-bottom:0;mso-position-horizontal:absolute;mso-position-horizontal-relative:page;mso-position-vertical:absolute;mso-position-vertical-relative:text;v-text-anchor:top" coordsize="6645275,1270" o:gfxdata="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" path="m,l6645275,e" filled="f" strokeweight=".14075mm">
                 <v:path arrowok="t"/>
                 <w10:wrap type="topAndBottom" anchorx="page"/>
               </v:shape>
@@ -6703,11 +7007,19 @@
         </w:rPr>
         <w:tab/>
       </w:r>
-      <w:r>
-        <w:rPr>
-          <w:sz w:val="20"/>
-        </w:rPr>
-        <w:t>Riyadh,</w:t>
+      <w:proofErr w:type="spellStart"/>
+      <w:r>
+        <w:rPr>
+          <w:sz w:val="20"/>
+        </w:rPr>
+        <w:t>Riyadh</w:t>
+      </w:r>
+      <w:proofErr w:type="spellEnd"/>
+      <w:r>
+        <w:rPr>
+          <w:sz w:val="20"/>
+        </w:rPr>
+        <w:t>,</w:t>
       </w:r>
       <w:r>
         <w:rPr>
@@ -7017,6 +7329,304 @@
     </w:lvl>
   </w:abstractNum>
   <w:abstractNum w:abstractNumId="1" w15:restartNumberingAfterBreak="0">
+    <w:nsid w:val="311942D5"/>
+    <w:multiLevelType w:val="multilevel"/>
+    <w:tmpl w:val="626C267C"/>
+    <w:lvl w:ilvl="0">
+      <w:start w:val="1"/>
+      <w:numFmt w:val="bullet"/>
+      <w:lvlText w:val=""/>
+      <w:lvlJc w:val="left"/>
+      <w:pPr>
+        <w:tabs>
+          <w:tab w:val="num" w:pos="720"/>
+        </w:tabs>
+        <w:ind w:left="720" w:hanging="360"/>
+      </w:pPr>
+      <w:rPr>
+        <w:rFonts w:ascii="Symbol" w:hAnsi="Symbol" w:hint="default"/>
+        <w:sz w:val="20"/>
+      </w:rPr>
+    </w:lvl>
+    <w:lvl w:ilvl="1" w:tentative="1">
+      <w:start w:val="1"/>
+      <w:numFmt w:val="bullet"/>
+      <w:lvlText w:val=""/>
+      <w:lvlJc w:val="left"/>
+      <w:pPr>
+        <w:tabs>
+          <w:tab w:val="num" w:pos="1440"/>
+        </w:tabs>
+        <w:ind w:left="1440" w:hanging="360"/>
+      </w:pPr>
+      <w:rPr>
+        <w:rFonts w:ascii="Symbol" w:hAnsi="Symbol" w:hint="default"/>
+        <w:sz w:val="20"/>
+      </w:rPr>
+    </w:lvl>
+    <w:lvl w:ilvl="2" w:tentative="1">
+      <w:start w:val="1"/>
+      <w:numFmt w:val="bullet"/>
+      <w:lvlText w:val=""/>
+      <w:lvlJc w:val="left"/>
+      <w:pPr>
+        <w:tabs>
+          <w:tab w:val="num" w:pos="2160"/>
+        </w:tabs>
+        <w:ind w:left="2160" w:hanging="360"/>
+      </w:pPr>
+      <w:rPr>
+        <w:rFonts w:ascii="Symbol" w:hAnsi="Symbol" w:hint="default"/>
+        <w:sz w:val="20"/>
+      </w:rPr>
+    </w:lvl>
+    <w:lvl w:ilvl="3" w:tentative="1">
+      <w:start w:val="1"/>
+      <w:numFmt w:val="bullet"/>
+      <w:lvlText w:val=""/>
+      <w:lvlJc w:val="left"/>
+      <w:pPr>
+        <w:tabs>
+          <w:tab w:val="num" w:pos="2880"/>
+        </w:tabs>
+        <w:ind w:left="2880" w:hanging="360"/>
+      </w:pPr>
+      <w:rPr>
+        <w:rFonts w:ascii="Symbol" w:hAnsi="Symbol" w:hint="default"/>
+        <w:sz w:val="20"/>
+      </w:rPr>
+    </w:lvl>
+    <w:lvl w:ilvl="4" w:tentative="1">
+      <w:start w:val="1"/>
+      <w:numFmt w:val="bullet"/>
+      <w:lvlText w:val=""/>
+      <w:lvlJc w:val="left"/>
+      <w:pPr>
+        <w:tabs>
+          <w:tab w:val="num" w:pos="3600"/>
+        </w:tabs>
+        <w:ind w:left="3600" w:hanging="360"/>
+      </w:pPr>
+      <w:rPr>
+        <w:rFonts w:ascii="Symbol" w:hAnsi="Symbol" w:hint="default"/>
+        <w:sz w:val="20"/>
+      </w:rPr>
+    </w:lvl>
+    <w:lvl w:ilvl="5" w:tentative="1">
+      <w:start w:val="1"/>
+      <w:numFmt w:val="bullet"/>
+      <w:lvlText w:val=""/>
+      <w:lvlJc w:val="left"/>
+      <w:pPr>
+        <w:tabs>
+          <w:tab w:val="num" w:pos="4320"/>
+        </w:tabs>
+        <w:ind w:left="4320" w:hanging="360"/>
+      </w:pPr>
+      <w:rPr>
+        <w:rFonts w:ascii="Symbol" w:hAnsi="Symbol" w:hint="default"/>
+        <w:sz w:val="20"/>
+      </w:rPr>
+    </w:lvl>
+    <w:lvl w:ilvl="6" w:tentative="1">
+      <w:start w:val="1"/>
+      <w:numFmt w:val="bullet"/>
+      <w:lvlText w:val=""/>
+      <w:lvlJc w:val="left"/>
+      <w:pPr>
+        <w:tabs>
+          <w:tab w:val="num" w:pos="5040"/>
+        </w:tabs>
+        <w:ind w:left="5040" w:hanging="360"/>
+      </w:pPr>
+      <w:rPr>
+        <w:rFonts w:ascii="Symbol" w:hAnsi="Symbol" w:hint="default"/>
+        <w:sz w:val="20"/>
+      </w:rPr>
+    </w:lvl>
+    <w:lvl w:ilvl="7" w:tentative="1">
+      <w:start w:val="1"/>
+      <w:numFmt w:val="bullet"/>
+      <w:lvlText w:val=""/>
+      <w:lvlJc w:val="left"/>
+      <w:pPr>
+        <w:tabs>
+          <w:tab w:val="num" w:pos="5760"/>
+        </w:tabs>
+        <w:ind w:left="5760" w:hanging="360"/>
+      </w:pPr>
+      <w:rPr>
+        <w:rFonts w:ascii="Symbol" w:hAnsi="Symbol" w:hint="default"/>
+        <w:sz w:val="20"/>
+      </w:rPr>
+    </w:lvl>
+    <w:lvl w:ilvl="8" w:tentative="1">
+      <w:start w:val="1"/>
+      <w:numFmt w:val="bullet"/>
+      <w:lvlText w:val=""/>
+      <w:lvlJc w:val="left"/>
+      <w:pPr>
+        <w:tabs>
+          <w:tab w:val="num" w:pos="6480"/>
+        </w:tabs>
+        <w:ind w:left="6480" w:hanging="360"/>
+      </w:pPr>
+      <w:rPr>
+        <w:rFonts w:ascii="Symbol" w:hAnsi="Symbol" w:hint="default"/>
+        <w:sz w:val="20"/>
+      </w:rPr>
+    </w:lvl>
+  </w:abstractNum>
+  <w:abstractNum w:abstractNumId="2" w15:restartNumberingAfterBreak="0">
+    <w:nsid w:val="4B7B723A"/>
+    <w:multiLevelType w:val="multilevel"/>
+    <w:tmpl w:val="F05205C4"/>
+    <w:lvl w:ilvl="0">
+      <w:start w:val="1"/>
+      <w:numFmt w:val="bullet"/>
+      <w:lvlText w:val=""/>
+      <w:lvlJc w:val="left"/>
+      <w:pPr>
+        <w:tabs>
+          <w:tab w:val="num" w:pos="720"/>
+        </w:tabs>
+        <w:ind w:left="720" w:hanging="360"/>
+      </w:pPr>
+      <w:rPr>
+        <w:rFonts w:ascii="Symbol" w:hAnsi="Symbol" w:hint="default"/>
+        <w:sz w:val="20"/>
+      </w:rPr>
+    </w:lvl>
+    <w:lvl w:ilvl="1" w:tentative="1">
+      <w:start w:val="1"/>
+      <w:numFmt w:val="bullet"/>
+      <w:lvlText w:val=""/>
+      <w:lvlJc w:val="left"/>
+      <w:pPr>
+        <w:tabs>
+          <w:tab w:val="num" w:pos="1440"/>
+        </w:tabs>
+        <w:ind w:left="1440" w:hanging="360"/>
+      </w:pPr>
+      <w:rPr>
+        <w:rFonts w:ascii="Symbol" w:hAnsi="Symbol" w:hint="default"/>
+        <w:sz w:val="20"/>
+      </w:rPr>
+    </w:lvl>
+    <w:lvl w:ilvl="2" w:tentative="1">
+      <w:start w:val="1"/>
+      <w:numFmt w:val="bullet"/>
+      <w:lvlText w:val=""/>
+      <w:lvlJc w:val="left"/>
+      <w:pPr>
+        <w:tabs>
+          <w:tab w:val="num" w:pos="2160"/>
+        </w:tabs>
+        <w:ind w:left="2160" w:hanging="360"/>
+      </w:pPr>
+      <w:rPr>
+        <w:rFonts w:ascii="Symbol" w:hAnsi="Symbol" w:hint="default"/>
+        <w:sz w:val="20"/>
+      </w:rPr>
+    </w:lvl>
+    <w:lvl w:ilvl="3" w:tentative="1">
+      <w:start w:val="1"/>
+      <w:numFmt w:val="bullet"/>
+      <w:lvlText w:val=""/>
+      <w:lvlJc w:val="left"/>
+      <w:pPr>
+        <w:tabs>
+          <w:tab w:val="num" w:pos="2880"/>
+        </w:tabs>
+        <w:ind w:left="2880" w:hanging="360"/>
+      </w:pPr>
+      <w:rPr>
+        <w:rFonts w:ascii="Symbol" w:hAnsi="Symbol" w:hint="default"/>
+        <w:sz w:val="20"/>
+      </w:rPr>
+    </w:lvl>
+    <w:lvl w:ilvl="4" w:tentative="1">
+      <w:start w:val="1"/>
+      <w:numFmt w:val="bullet"/>
+      <w:lvlText w:val=""/>
+      <w:lvlJc w:val="left"/>
+      <w:pPr>
+        <w:tabs>
+          <w:tab w:val="num" w:pos="3600"/>
+        </w:tabs>
+        <w:ind w:left="3600" w:hanging="360"/>
+      </w:pPr>
+      <w:rPr>
+        <w:rFonts w:ascii="Symbol" w:hAnsi="Symbol" w:hint="default"/>
+        <w:sz w:val="20"/>
+      </w:rPr>
+    </w:lvl>
+    <w:lvl w:ilvl="5" w:tentative="1">
+      <w:start w:val="1"/>
+      <w:numFmt w:val="bullet"/>
+      <w:lvlText w:val=""/>
+      <w:lvlJc w:val="left"/>
+      <w:pPr>
+        <w:tabs>
+          <w:tab w:val="num" w:pos="4320"/>
+        </w:tabs>
+        <w:ind w:left="4320" w:hanging="360"/>
+      </w:pPr>
+      <w:rPr>
+        <w:rFonts w:ascii="Symbol" w:hAnsi="Symbol" w:hint="default"/>
+        <w:sz w:val="20"/>
+      </w:rPr>
+    </w:lvl>
+    <w:lvl w:ilvl="6" w:tentative="1">
+      <w:start w:val="1"/>
+      <w:numFmt w:val="bullet"/>
+      <w:lvlText w:val=""/>
+      <w:lvlJc w:val="left"/>
+      <w:pPr>
+        <w:tabs>
+          <w:tab w:val="num" w:pos="5040"/>
+        </w:tabs>
+        <w:ind w:left="5040" w:hanging="360"/>
+      </w:pPr>
+      <w:rPr>
+        <w:rFonts w:ascii="Symbol" w:hAnsi="Symbol" w:hint="default"/>
+        <w:sz w:val="20"/>
+      </w:rPr>
+    </w:lvl>
+    <w:lvl w:ilvl="7" w:tentative="1">
+      <w:start w:val="1"/>
+      <w:numFmt w:val="bullet"/>
+      <w:lvlText w:val=""/>
+      <w:lvlJc w:val="left"/>
+      <w:pPr>
+        <w:tabs>
+          <w:tab w:val="num" w:pos="5760"/>
+        </w:tabs>
+        <w:ind w:left="5760" w:hanging="360"/>
+      </w:pPr>
+      <w:rPr>
+        <w:rFonts w:ascii="Symbol" w:hAnsi="Symbol" w:hint="default"/>
+        <w:sz w:val="20"/>
+      </w:rPr>
+    </w:lvl>
+    <w:lvl w:ilvl="8" w:tentative="1">
+      <w:start w:val="1"/>
+      <w:numFmt w:val="bullet"/>
+      <w:lvlText w:val=""/>
+      <w:lvlJc w:val="left"/>
+      <w:pPr>
+        <w:tabs>
+          <w:tab w:val="num" w:pos="6480"/>
+        </w:tabs>
+        <w:ind w:left="6480" w:hanging="360"/>
+      </w:pPr>
+      <w:rPr>
+        <w:rFonts w:ascii="Symbol" w:hAnsi="Symbol" w:hint="default"/>
+        <w:sz w:val="20"/>
+      </w:rPr>
+    </w:lvl>
+  </w:abstractNum>
+  <w:abstractNum w:abstractNumId="3" w15:restartNumberingAfterBreak="0">
     <w:nsid w:val="58962D1B"/>
     <w:multiLevelType w:val="hybridMultilevel"/>
     <w:tmpl w:val="54603CEA"/>
@@ -7137,7 +7747,156 @@
       </w:rPr>
     </w:lvl>
   </w:abstractNum>
-  <w:abstractNum w:abstractNumId="2" w15:restartNumberingAfterBreak="0">
+  <w:abstractNum w:abstractNumId="4" w15:restartNumberingAfterBreak="0">
+    <w:nsid w:val="58EB658C"/>
+    <w:multiLevelType w:val="multilevel"/>
+    <w:tmpl w:val="00922804"/>
+    <w:lvl w:ilvl="0">
+      <w:start w:val="1"/>
+      <w:numFmt w:val="bullet"/>
+      <w:lvlText w:val=""/>
+      <w:lvlJc w:val="left"/>
+      <w:pPr>
+        <w:tabs>
+          <w:tab w:val="num" w:pos="720"/>
+        </w:tabs>
+        <w:ind w:left="720" w:hanging="360"/>
+      </w:pPr>
+      <w:rPr>
+        <w:rFonts w:ascii="Symbol" w:hAnsi="Symbol" w:hint="default"/>
+        <w:sz w:val="20"/>
+      </w:rPr>
+    </w:lvl>
+    <w:lvl w:ilvl="1" w:tentative="1">
+      <w:start w:val="1"/>
+      <w:numFmt w:val="bullet"/>
+      <w:lvlText w:val=""/>
+      <w:lvlJc w:val="left"/>
+      <w:pPr>
+        <w:tabs>
+          <w:tab w:val="num" w:pos="1440"/>
+        </w:tabs>
+        <w:ind w:left="1440" w:hanging="360"/>
+      </w:pPr>
+      <w:rPr>
+        <w:rFonts w:ascii="Symbol" w:hAnsi="Symbol" w:hint="default"/>
+        <w:sz w:val="20"/>
+      </w:rPr>
+    </w:lvl>
+    <w:lvl w:ilvl="2" w:tentative="1">
+      <w:start w:val="1"/>
+      <w:numFmt w:val="bullet"/>
+      <w:lvlText w:val=""/>
+      <w:lvlJc w:val="left"/>
+      <w:pPr>
+        <w:tabs>
+          <w:tab w:val="num" w:pos="2160"/>
+        </w:tabs>
+        <w:ind w:left="2160" w:hanging="360"/>
+      </w:pPr>
+      <w:rPr>
+        <w:rFonts w:ascii="Symbol" w:hAnsi="Symbol" w:hint="default"/>
+        <w:sz w:val="20"/>
+      </w:rPr>
+    </w:lvl>
+    <w:lvl w:ilvl="3" w:tentative="1">
+      <w:start w:val="1"/>
+      <w:numFmt w:val="bullet"/>
+      <w:lvlText w:val=""/>
+      <w:lvlJc w:val="left"/>
+      <w:pPr>
+        <w:tabs>
+          <w:tab w:val="num" w:pos="2880"/>
+        </w:tabs>
+        <w:ind w:left="2880" w:hanging="360"/>
+      </w:pPr>
+      <w:rPr>
+        <w:rFonts w:ascii="Symbol" w:hAnsi="Symbol" w:hint="default"/>
+        <w:sz w:val="20"/>
+      </w:rPr>
+    </w:lvl>
+    <w:lvl w:ilvl="4" w:tentative="1">
+      <w:start w:val="1"/>
+      <w:numFmt w:val="bullet"/>
+      <w:lvlText w:val=""/>
+      <w:lvlJc w:val="left"/>
+      <w:pPr>
+        <w:tabs>
+          <w:tab w:val="num" w:pos="3600"/>
+        </w:tabs>
+        <w:ind w:left="3600" w:hanging="360"/>
+      </w:pPr>
+      <w:rPr>
+        <w:rFonts w:ascii="Symbol" w:hAnsi="Symbol" w:hint="default"/>
+        <w:sz w:val="20"/>
+      </w:rPr>
+    </w:lvl>
+    <w:lvl w:ilvl="5" w:tentative="1">
+      <w:start w:val="1"/>
+      <w:numFmt w:val="bullet"/>
+      <w:lvlText w:val=""/>
+      <w:lvlJc w:val="left"/>
+      <w:pPr>
+        <w:tabs>
+          <w:tab w:val="num" w:pos="4320"/>
+        </w:tabs>
+        <w:ind w:left="4320" w:hanging="360"/>
+      </w:pPr>
+      <w:rPr>
+        <w:rFonts w:ascii="Symbol" w:hAnsi="Symbol" w:hint="default"/>
+        <w:sz w:val="20"/>
+      </w:rPr>
+    </w:lvl>
+    <w:lvl w:ilvl="6" w:tentative="1">
+      <w:start w:val="1"/>
+      <w:numFmt w:val="bullet"/>
+      <w:lvlText w:val=""/>
+      <w:lvlJc w:val="left"/>
+      <w:pPr>
+        <w:tabs>
+          <w:tab w:val="num" w:pos="5040"/>
+        </w:tabs>
+        <w:ind w:left="5040" w:hanging="360"/>
+      </w:pPr>
+      <w:rPr>
+        <w:rFonts w:ascii="Symbol" w:hAnsi="Symbol" w:hint="default"/>
+        <w:sz w:val="20"/>
+      </w:rPr>
+    </w:lvl>
+    <w:lvl w:ilvl="7" w:tentative="1">
+      <w:start w:val="1"/>
+      <w:numFmt w:val="bullet"/>
+      <w:lvlText w:val=""/>
+      <w:lvlJc w:val="left"/>
+      <w:pPr>
+        <w:tabs>
+          <w:tab w:val="num" w:pos="5760"/>
+        </w:tabs>
+        <w:ind w:left="5760" w:hanging="360"/>
+      </w:pPr>
+      <w:rPr>
+        <w:rFonts w:ascii="Symbol" w:hAnsi="Symbol" w:hint="default"/>
+        <w:sz w:val="20"/>
+      </w:rPr>
+    </w:lvl>
+    <w:lvl w:ilvl="8" w:tentative="1">
+      <w:start w:val="1"/>
+      <w:numFmt w:val="bullet"/>
+      <w:lvlText w:val=""/>
+      <w:lvlJc w:val="left"/>
+      <w:pPr>
+        <w:tabs>
+          <w:tab w:val="num" w:pos="6480"/>
+        </w:tabs>
+        <w:ind w:left="6480" w:hanging="360"/>
+      </w:pPr>
+      <w:rPr>
+        <w:rFonts w:ascii="Symbol" w:hAnsi="Symbol" w:hint="default"/>
+        <w:sz w:val="20"/>
+      </w:rPr>
+    </w:lvl>
+  </w:abstractNum>
+  <w:abstractNum w:abstractNumId="5" w15:restartNumberingAfterBreak="0">
     <w:nsid w:val="5EC863E9"/>
     <w:multiLevelType w:val="hybridMultilevel"/>
     <w:tmpl w:val="19345E50"/>
@@ -7259,14 +8018,147 @@
       </w:rPr>
     </w:lvl>
   </w:abstractNum>
+  <w:abstractNum w:abstractNumId="6" w15:restartNumberingAfterBreak="0">
+    <w:nsid w:val="6AF80583"/>
+    <w:multiLevelType w:val="hybridMultilevel"/>
+    <w:tmpl w:val="4D46029C"/>
+    <w:lvl w:ilvl="0" w:tplc="30940072">
+      <w:numFmt w:val="bullet"/>
+      <w:lvlText w:val="◦"/>
+      <w:lvlJc w:val="left"/>
+      <w:pPr>
+        <w:ind w:left="1080" w:hanging="360"/>
+      </w:pPr>
+      <w:rPr>
+        <w:rFonts w:ascii="Times New Roman" w:eastAsia="Times New Roman" w:hAnsi="Times New Roman" w:cs="Times New Roman" w:hint="default"/>
+        <w:b w:val="0"/>
+        <w:bCs w:val="0"/>
+        <w:i/>
+        <w:iCs/>
+        <w:spacing w:val="0"/>
+        <w:w w:val="143"/>
+        <w:sz w:val="18"/>
+        <w:szCs w:val="18"/>
+        <w:lang w:val="en-US" w:eastAsia="en-US" w:bidi="ar-SA"/>
+      </w:rPr>
+    </w:lvl>
+    <w:lvl w:ilvl="1" w:tplc="40090003" w:tentative="1">
+      <w:start w:val="1"/>
+      <w:numFmt w:val="bullet"/>
+      <w:lvlText w:val="o"/>
+      <w:lvlJc w:val="left"/>
+      <w:pPr>
+        <w:ind w:left="1800" w:hanging="360"/>
+      </w:pPr>
+      <w:rPr>
+        <w:rFonts w:ascii="Courier New" w:hAnsi="Courier New" w:cs="Courier New" w:hint="default"/>
+      </w:rPr>
+    </w:lvl>
+    <w:lvl w:ilvl="2" w:tplc="40090005" w:tentative="1">
+      <w:start w:val="1"/>
+      <w:numFmt w:val="bullet"/>
+      <w:lvlText w:val=""/>
+      <w:lvlJc w:val="left"/>
+      <w:pPr>
+        <w:ind w:left="2520" w:hanging="360"/>
+      </w:pPr>
+      <w:rPr>
+        <w:rFonts w:ascii="Wingdings" w:hAnsi="Wingdings" w:hint="default"/>
+      </w:rPr>
+    </w:lvl>
+    <w:lvl w:ilvl="3" w:tplc="40090001" w:tentative="1">
+      <w:start w:val="1"/>
+      <w:numFmt w:val="bullet"/>
+      <w:lvlText w:val=""/>
+      <w:lvlJc w:val="left"/>
+      <w:pPr>
+        <w:ind w:left="3240" w:hanging="360"/>
+      </w:pPr>
+      <w:rPr>
+        <w:rFonts w:ascii="Symbol" w:hAnsi="Symbol" w:hint="default"/>
+      </w:rPr>
+    </w:lvl>
+    <w:lvl w:ilvl="4" w:tplc="40090003" w:tentative="1">
+      <w:start w:val="1"/>
+      <w:numFmt w:val="bullet"/>
+      <w:lvlText w:val="o"/>
+      <w:lvlJc w:val="left"/>
+      <w:pPr>
+        <w:ind w:left="3960" w:hanging="360"/>
+      </w:pPr>
+      <w:rPr>
+        <w:rFonts w:ascii="Courier New" w:hAnsi="Courier New" w:cs="Courier New" w:hint="default"/>
+      </w:rPr>
+    </w:lvl>
+    <w:lvl w:ilvl="5" w:tplc="40090005" w:tentative="1">
+      <w:start w:val="1"/>
+      <w:numFmt w:val="bullet"/>
+      <w:lvlText w:val=""/>
+      <w:lvlJc w:val="left"/>
+      <w:pPr>
+        <w:ind w:left="4680" w:hanging="360"/>
+      </w:pPr>
+      <w:rPr>
+        <w:rFonts w:ascii="Wingdings" w:hAnsi="Wingdings" w:hint="default"/>
+      </w:rPr>
+    </w:lvl>
+    <w:lvl w:ilvl="6" w:tplc="40090001" w:tentative="1">
+      <w:start w:val="1"/>
+      <w:numFmt w:val="bullet"/>
+      <w:lvlText w:val=""/>
+      <w:lvlJc w:val="left"/>
+      <w:pPr>
+        <w:ind w:left="5400" w:hanging="360"/>
+      </w:pPr>
+      <w:rPr>
+        <w:rFonts w:ascii="Symbol" w:hAnsi="Symbol" w:hint="default"/>
+      </w:rPr>
+    </w:lvl>
+    <w:lvl w:ilvl="7" w:tplc="40090003" w:tentative="1">
+      <w:start w:val="1"/>
+      <w:numFmt w:val="bullet"/>
+      <w:lvlText w:val="o"/>
+      <w:lvlJc w:val="left"/>
+      <w:pPr>
+        <w:ind w:left="6120" w:hanging="360"/>
+      </w:pPr>
+      <w:rPr>
+        <w:rFonts w:ascii="Courier New" w:hAnsi="Courier New" w:cs="Courier New" w:hint="default"/>
+      </w:rPr>
+    </w:lvl>
+    <w:lvl w:ilvl="8" w:tplc="40090005" w:tentative="1">
+      <w:start w:val="1"/>
+      <w:numFmt w:val="bullet"/>
+      <w:lvlText w:val=""/>
+      <w:lvlJc w:val="left"/>
+      <w:pPr>
+        <w:ind w:left="6840" w:hanging="360"/>
+      </w:pPr>
+      <w:rPr>
+        <w:rFonts w:ascii="Wingdings" w:hAnsi="Wingdings" w:hint="default"/>
+      </w:rPr>
+    </w:lvl>
+  </w:abstractNum>
   <w:num w:numId="1" w16cid:durableId="1964460518">
-    <w:abstractNumId w:val="2"/>
+    <w:abstractNumId w:val="5"/>
   </w:num>
   <w:num w:numId="2" w16cid:durableId="908491731">
-    <w:abstractNumId w:val="1"/>
+    <w:abstractNumId w:val="3"/>
   </w:num>
   <w:num w:numId="3" w16cid:durableId="1976643715">
     <w:abstractNumId w:val="0"/>
+  </w:num>
+  <w:num w:numId="4" w16cid:durableId="1263489721">
+    <w:abstractNumId w:val="2"/>
+  </w:num>
+  <w:num w:numId="5" w16cid:durableId="1338729396">
+    <w:abstractNumId w:val="4"/>
+  </w:num>
+  <w:num w:numId="6" w16cid:durableId="1769037349">
+    <w:abstractNumId w:val="1"/>
+  </w:num>
+  <w:num w:numId="7" w16cid:durableId="805047826">
+    <w:abstractNumId w:val="6"/>
   </w:num>
 </w:numbering>
 </file>
@@ -7782,6 +8674,41 @@
     <w:uiPriority w:val="1"/>
     <w:qFormat/>
   </w:style>
+  <w:style w:type="character" w:styleId="Hyperlink">
+    <w:name w:val="Hyperlink"/>
+    <w:basedOn w:val="DefaultParagraphFont"/>
+    <w:uiPriority w:val="99"/>
+    <w:unhideWhenUsed/>
+    <w:rsid w:val="003911FA"/>
+    <w:rPr>
+      <w:color w:val="0000FF" w:themeColor="hyperlink"/>
+      <w:u w:val="single"/>
+    </w:rPr>
+  </w:style>
+  <w:style w:type="character" w:styleId="UnresolvedMention">
+    <w:name w:val="Unresolved Mention"/>
+    <w:basedOn w:val="DefaultParagraphFont"/>
+    <w:uiPriority w:val="99"/>
+    <w:semiHidden/>
+    <w:unhideWhenUsed/>
+    <w:rsid w:val="003911FA"/>
+    <w:rPr>
+      <w:color w:val="605E5C"/>
+      <w:shd w:val="clear" w:color="auto" w:fill="E1DFDD"/>
+    </w:rPr>
+  </w:style>
+  <w:style w:type="character" w:styleId="FollowedHyperlink">
+    <w:name w:val="FollowedHyperlink"/>
+    <w:basedOn w:val="DefaultParagraphFont"/>
+    <w:uiPriority w:val="99"/>
+    <w:semiHidden/>
+    <w:unhideWhenUsed/>
+    <w:rsid w:val="003911FA"/>
+    <w:rPr>
+      <w:color w:val="800080" w:themeColor="followedHyperlink"/>
+      <w:u w:val="single"/>
+    </w:rPr>
+  </w:style>
 </w:styles>
 </file>
 

--- a/BTech CSE 5th Sem/PES - 390/CV/Updated CV.docx
+++ b/BTech CSE 5th Sem/PES - 390/CV/Updated CV.docx
@@ -74,7 +74,7 @@
         <w:spacing w:before="1"/>
         <w:ind w:left="108" w:firstLine="0"/>
       </w:pPr>
-      <w:hyperlink r:id="rId5">
+      <w:hyperlink r:id="rId7">
         <w:r>
           <w:rPr>
             <w:spacing w:val="-6"/>
@@ -114,7 +114,7 @@
         </w:rPr>
         <w:t xml:space="preserve"> </w:t>
       </w:r>
-      <w:hyperlink r:id="rId6">
+      <w:hyperlink r:id="rId8">
         <w:r>
           <w:rPr>
             <w:color w:val="800080"/>
@@ -134,7 +134,7 @@
         <w:spacing w:before="8" w:line="249" w:lineRule="auto"/>
         <w:ind w:left="108" w:right="2017" w:firstLine="0"/>
       </w:pPr>
-      <w:hyperlink r:id="rId7">
+      <w:hyperlink r:id="rId9">
         <w:r>
           <w:t xml:space="preserve">GitHub: </w:t>
         </w:r>
@@ -183,7 +183,7 @@
         </w:rPr>
         <w:t xml:space="preserve"> </w:t>
       </w:r>
-      <w:hyperlink r:id="rId8">
+      <w:hyperlink r:id="rId10">
         <w:r>
           <w:rPr>
             <w:color w:val="800080"/>
@@ -270,7 +270,7 @@
           </mc:Choice>
           <mc:Fallback>
             <w:pict>
-              <v:shape w14:anchorId="683AD44D" id="Graphic 1" o:spid="_x0000_s1026" style="position:absolute;margin-left:33.85pt;margin-top:20.95pt;width:523.25pt;height:.1pt;z-index:-15728640;visibility:visible;mso-wrap-style:square;mso-wrap-distance-left:0;mso-wrap-distance-top:0;mso-wrap-distance-right:0;mso-wrap-distance-bottom:0;mso-position-horizontal:absolute;mso-position-horizontal-relative:page;mso-position-vertical:absolute;mso-position-vertical-relative:text;v-text-anchor:top" coordsize="6645275,1270" o:gfxdata="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" path="m,l6645275,e" filled="f" strokeweight=".14075mm">
+              <v:shape w14:anchorId="1AA52AFF" id="Graphic 1" o:spid="_x0000_s1026" style="position:absolute;margin-left:33.85pt;margin-top:20.95pt;width:523.25pt;height:.1pt;z-index:-15728640;visibility:visible;mso-wrap-style:square;mso-wrap-distance-left:0;mso-wrap-distance-top:0;mso-wrap-distance-right:0;mso-wrap-distance-bottom:0;mso-position-horizontal:absolute;mso-position-horizontal-relative:page;mso-position-vertical:absolute;mso-position-vertical-relative:text;v-text-anchor:top" coordsize="6645275,1270" o:gfxdata="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" path="m,l6645275,e" filled="f" strokeweight=".14075mm">
                 <v:path arrowok="t"/>
                 <w10:wrap type="topAndBottom" anchorx="page"/>
               </v:shape>
@@ -1058,7 +1058,7 @@
           </mc:Choice>
           <mc:Fallback>
             <w:pict>
-              <v:shape w14:anchorId="7FE77B60" id="Graphic 2" o:spid="_x0000_s1026" style="position:absolute;margin-left:33.85pt;margin-top:22.2pt;width:523.25pt;height:.1pt;z-index:-15728128;visibility:visible;mso-wrap-style:square;mso-wrap-distance-left:0;mso-wrap-distance-top:0;mso-wrap-distance-right:0;mso-wrap-distance-bottom:0;mso-position-horizontal:absolute;mso-position-horizontal-relative:page;mso-position-vertical:absolute;mso-position-vertical-relative:text;v-text-anchor:top" coordsize="6645275,1270" o:gfxdata="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" path="m,l6645275,e" filled="f" strokeweight=".14075mm">
+              <v:shape w14:anchorId="351B5D7D" id="Graphic 2" o:spid="_x0000_s1026" style="position:absolute;margin-left:33.85pt;margin-top:22.2pt;width:523.25pt;height:.1pt;z-index:-15728128;visibility:visible;mso-wrap-style:square;mso-wrap-distance-left:0;mso-wrap-distance-top:0;mso-wrap-distance-right:0;mso-wrap-distance-bottom:0;mso-position-horizontal:absolute;mso-position-horizontal-relative:page;mso-position-vertical:absolute;mso-position-vertical-relative:text;v-text-anchor:top" coordsize="6645275,1270" o:gfxdata="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" path="m,l6645275,e" filled="f" strokeweight=".14075mm">
                 <v:path arrowok="t"/>
                 <w10:wrap type="topAndBottom" anchorx="page"/>
               </v:shape>
@@ -1223,7 +1223,7 @@
         </w:rPr>
         <w:t xml:space="preserve"> </w:t>
       </w:r>
-      <w:hyperlink r:id="rId9">
+      <w:hyperlink r:id="rId11">
         <w:r>
           <w:rPr>
             <w:b/>
@@ -1285,7 +1285,7 @@
         </w:rPr>
         <w:t xml:space="preserve"> </w:t>
       </w:r>
-      <w:hyperlink r:id="rId10">
+      <w:hyperlink r:id="rId12">
         <w:r>
           <w:rPr>
             <w:b/>
@@ -2309,7 +2309,7 @@
         </w:rPr>
         <w:t xml:space="preserve"> </w:t>
       </w:r>
-      <w:hyperlink r:id="rId11">
+      <w:hyperlink r:id="rId13">
         <w:r>
           <w:rPr>
             <w:b/>
@@ -2910,7 +2910,7 @@
           </mc:Choice>
           <mc:Fallback>
             <w:pict>
-              <v:shape w14:anchorId="0A09E11E" id="Graphic 3" o:spid="_x0000_s1026" style="position:absolute;margin-left:33.85pt;margin-top:15.35pt;width:523.25pt;height:.1pt;z-index:-15727616;visibility:visible;mso-wrap-style:square;mso-wrap-distance-left:0;mso-wrap-distance-top:0;mso-wrap-distance-right:0;mso-wrap-distance-bottom:0;mso-position-horizontal:absolute;mso-position-horizontal-relative:page;mso-position-vertical:absolute;mso-position-vertical-relative:text;v-text-anchor:top" coordsize="6645275,1270" o:gfxdata="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" path="m,l6645275,e" filled="f" strokeweight=".14075mm">
+              <v:shape w14:anchorId="15352E1E" id="Graphic 3" o:spid="_x0000_s1026" style="position:absolute;margin-left:33.85pt;margin-top:15.35pt;width:523.25pt;height:.1pt;z-index:-15727616;visibility:visible;mso-wrap-style:square;mso-wrap-distance-left:0;mso-wrap-distance-top:0;mso-wrap-distance-right:0;mso-wrap-distance-bottom:0;mso-position-horizontal:absolute;mso-position-horizontal-relative:page;mso-position-vertical:absolute;mso-position-vertical-relative:text;v-text-anchor:top" coordsize="6645275,1270" o:gfxdata="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" path="m,l6645275,e" filled="f" strokeweight=".14075mm">
                 <v:path arrowok="t"/>
                 <w10:wrap type="topAndBottom" anchorx="page"/>
               </v:shape>
@@ -2989,7 +2989,7 @@
         </w:rPr>
         <w:t xml:space="preserve"> </w:t>
       </w:r>
-      <w:hyperlink r:id="rId12">
+      <w:hyperlink r:id="rId14">
         <w:r>
           <w:rPr>
             <w:b/>
@@ -3736,7 +3736,7 @@
         </w:rPr>
         <w:t xml:space="preserve"> </w:t>
       </w:r>
-      <w:hyperlink r:id="rId13">
+      <w:hyperlink r:id="rId15">
         <w:r>
           <w:rPr>
             <w:b/>
@@ -4458,18 +4458,6 @@
         </w:rPr>
         <w:t>Express.js, JavaScript, HTML, CSS</w:t>
       </w:r>
-    </w:p>
-    <w:p>
-      <w:pPr>
-        <w:tabs>
-          <w:tab w:val="left" w:pos="802"/>
-        </w:tabs>
-        <w:spacing w:before="2" w:line="254" w:lineRule="auto"/>
-        <w:ind w:left="609" w:right="440"/>
-        <w:rPr>
-          <w:sz w:val="20"/>
-        </w:rPr>
-      </w:pPr>
     </w:p>
     <w:p>
       <w:pPr>
@@ -4547,7 +4535,7 @@
           </mc:Choice>
           <mc:Fallback>
             <w:pict>
-              <v:shape w14:anchorId="52C06C88" id="Graphic 4" o:spid="_x0000_s1026" style="position:absolute;margin-left:33.85pt;margin-top:20.6pt;width:523.25pt;height:.1pt;z-index:-15727104;visibility:visible;mso-wrap-style:square;mso-wrap-distance-left:0;mso-wrap-distance-top:0;mso-wrap-distance-right:0;mso-wrap-distance-bottom:0;mso-position-horizontal:absolute;mso-position-horizontal-relative:page;mso-position-vertical:absolute;mso-position-vertical-relative:text;v-text-anchor:top" coordsize="6645275,1270" o:gfxdata="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" path="m,l6645275,e" filled="f" strokeweight=".14075mm">
+              <v:shape w14:anchorId="238EAB0C" id="Graphic 4" o:spid="_x0000_s1026" style="position:absolute;margin-left:33.85pt;margin-top:20.6pt;width:523.25pt;height:.1pt;z-index:-15727104;visibility:visible;mso-wrap-style:square;mso-wrap-distance-left:0;mso-wrap-distance-top:0;mso-wrap-distance-right:0;mso-wrap-distance-bottom:0;mso-position-horizontal:absolute;mso-position-horizontal-relative:page;mso-position-vertical:absolute;mso-position-vertical-relative:text;v-text-anchor:top" coordsize="6645275,1270" o:gfxdata="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" path="m,l6645275,e" filled="f" strokeweight=".14075mm">
                 <v:path arrowok="t"/>
                 <w10:wrap type="topAndBottom" anchorx="page"/>
               </v:shape>
@@ -4588,7 +4576,7 @@
         </w:rPr>
         <w:t xml:space="preserve">WBPDCL | Power Plant Trainee | </w:t>
       </w:r>
-      <w:hyperlink r:id="rId14" w:tgtFrame="_blank" w:history="1">
+      <w:hyperlink r:id="rId16" w:tgtFrame="_blank" w:history="1">
         <w:r>
           <w:rPr>
             <w:rStyle w:val="Hyperlink"/>
@@ -4946,7 +4934,7 @@
         </w:rPr>
         <w:t xml:space="preserve"> </w:t>
       </w:r>
-      <w:hyperlink r:id="rId15">
+      <w:hyperlink r:id="rId17">
         <w:r>
           <w:rPr>
             <w:b/>
@@ -5461,19 +5449,6 @@
         </w:rPr>
         <w:t>diagnostics.</w:t>
       </w:r>
-    </w:p>
-    <w:p>
-      <w:pPr>
-        <w:tabs>
-          <w:tab w:val="left" w:pos="709"/>
-          <w:tab w:val="left" w:pos="711"/>
-        </w:tabs>
-        <w:spacing w:before="10" w:line="242" w:lineRule="auto"/>
-        <w:ind w:right="582"/>
-        <w:rPr>
-          <w:sz w:val="20"/>
-        </w:rPr>
-      </w:pPr>
     </w:p>
     <w:p>
       <w:pPr>
@@ -5551,7 +5526,7 @@
           </mc:Choice>
           <mc:Fallback>
             <w:pict>
-              <v:shape w14:anchorId="291D99B3" id="Graphic 5" o:spid="_x0000_s1026" style="position:absolute;margin-left:33.85pt;margin-top:20.35pt;width:523.25pt;height:.1pt;z-index:-15726592;visibility:visible;mso-wrap-style:square;mso-wrap-distance-left:0;mso-wrap-distance-top:0;mso-wrap-distance-right:0;mso-wrap-distance-bottom:0;mso-position-horizontal:absolute;mso-position-horizontal-relative:page;mso-position-vertical:absolute;mso-position-vertical-relative:text;v-text-anchor:top" coordsize="6645275,1270" o:gfxdata="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" path="m,l6645275,e" filled="f" strokeweight=".14075mm">
+              <v:shape w14:anchorId="1278826D" id="Graphic 5" o:spid="_x0000_s1026" style="position:absolute;margin-left:33.85pt;margin-top:20.35pt;width:523.25pt;height:.1pt;z-index:-15726592;visibility:visible;mso-wrap-style:square;mso-wrap-distance-left:0;mso-wrap-distance-top:0;mso-wrap-distance-right:0;mso-wrap-distance-bottom:0;mso-position-horizontal:absolute;mso-position-horizontal-relative:page;mso-position-vertical:absolute;mso-position-vertical-relative:text;v-text-anchor:top" coordsize="6645275,1270" o:gfxdata="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" path="m,l6645275,e" filled="f" strokeweight=".14075mm">
                 <v:path arrowok="t"/>
                 <w10:wrap type="topAndBottom" anchorx="page"/>
               </v:shape>
@@ -5716,7 +5691,7 @@
         </w:rPr>
         <w:t xml:space="preserve"> </w:t>
       </w:r>
-      <w:hyperlink r:id="rId16">
+      <w:hyperlink r:id="rId18">
         <w:r>
           <w:rPr>
             <w:b/>
@@ -5980,7 +5955,7 @@
         </w:rPr>
         <w:t xml:space="preserve"> </w:t>
       </w:r>
-      <w:hyperlink r:id="rId17">
+      <w:hyperlink r:id="rId19">
         <w:r>
           <w:rPr>
             <w:b/>
@@ -6043,18 +6018,6 @@
         </w:rPr>
         <w:t>2026</w:t>
       </w:r>
-    </w:p>
-    <w:p>
-      <w:pPr>
-        <w:tabs>
-          <w:tab w:val="left" w:pos="710"/>
-          <w:tab w:val="left" w:pos="9799"/>
-        </w:tabs>
-        <w:spacing w:before="79"/>
-        <w:rPr>
-          <w:sz w:val="20"/>
-        </w:rPr>
-      </w:pPr>
     </w:p>
     <w:p>
       <w:pPr>
@@ -6132,7 +6095,7 @@
           </mc:Choice>
           <mc:Fallback>
             <w:pict>
-              <v:shape w14:anchorId="4044B3A8" id="Graphic 6" o:spid="_x0000_s1026" style="position:absolute;margin-left:33.85pt;margin-top:20.45pt;width:523.25pt;height:.1pt;z-index:-15726080;visibility:visible;mso-wrap-style:square;mso-wrap-distance-left:0;mso-wrap-distance-top:0;mso-wrap-distance-right:0;mso-wrap-distance-bottom:0;mso-position-horizontal:absolute;mso-position-horizontal-relative:page;mso-position-vertical:absolute;mso-position-vertical-relative:text;v-text-anchor:top" coordsize="6645275,1270" o:gfxdata="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" path="m,l6645275,e" filled="f" strokeweight=".14075mm">
+              <v:shape w14:anchorId="0E43B38F" id="Graphic 6" o:spid="_x0000_s1026" style="position:absolute;margin-left:33.85pt;margin-top:20.45pt;width:523.25pt;height:.1pt;z-index:-15726080;visibility:visible;mso-wrap-style:square;mso-wrap-distance-left:0;mso-wrap-distance-top:0;mso-wrap-distance-right:0;mso-wrap-distance-bottom:0;mso-position-horizontal:absolute;mso-position-horizontal-relative:page;mso-position-vertical:absolute;mso-position-vertical-relative:text;v-text-anchor:top" coordsize="6645275,1270" o:gfxdata="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" path="m,l6645275,e" filled="f" strokeweight=".14075mm">
                 <v:path arrowok="t"/>
                 <w10:wrap type="topAndBottom" anchorx="page"/>
               </v:shape>
@@ -6317,13 +6280,6 @@
       <w:r>
         <w:t>Riyadh following successful internship performance.</w:t>
       </w:r>
-    </w:p>
-    <w:p>
-      <w:pPr>
-        <w:pStyle w:val="BodyText"/>
-        <w:spacing w:before="10" w:line="242" w:lineRule="auto"/>
-        <w:ind w:left="365" w:right="1234" w:firstLine="0"/>
-      </w:pPr>
     </w:p>
     <w:p>
       <w:pPr>
@@ -6401,7 +6357,7 @@
           </mc:Choice>
           <mc:Fallback>
             <w:pict>
-              <v:shape w14:anchorId="53D8AEB8" id="Graphic 7" o:spid="_x0000_s1026" style="position:absolute;margin-left:33.85pt;margin-top:21.2pt;width:523.25pt;height:.1pt;z-index:-15725568;visibility:visible;mso-wrap-style:square;mso-wrap-distance-left:0;mso-wrap-distance-top:0;mso-wrap-distance-right:0;mso-wrap-distance-bottom:0;mso-position-horizontal:absolute;mso-position-horizontal-relative:page;mso-position-vertical:absolute;mso-position-vertical-relative:text;v-text-anchor:top" coordsize="6645275,1270" o:gfxdata="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" path="m,l6645275,e" filled="f" strokeweight=".14075mm">
+              <v:shape w14:anchorId="0137754D" id="Graphic 7" o:spid="_x0000_s1026" style="position:absolute;margin-left:33.85pt;margin-top:21.2pt;width:523.25pt;height:.1pt;z-index:-15725568;visibility:visible;mso-wrap-style:square;mso-wrap-distance-left:0;mso-wrap-distance-top:0;mso-wrap-distance-right:0;mso-wrap-distance-bottom:0;mso-position-horizontal:absolute;mso-position-horizontal-relative:page;mso-position-vertical:absolute;mso-position-vertical-relative:text;v-text-anchor:top" coordsize="6645275,1270" o:gfxdata="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" path="m,l6645275,e" filled="f" strokeweight=".14075mm">
                 <v:path arrowok="t"/>
                 <w10:wrap type="topAndBottom" anchorx="page"/>
               </v:shape>
@@ -7189,12 +7145,114 @@
       </w:r>
     </w:p>
     <w:sectPr>
+      <w:footerReference w:type="default" r:id="rId20"/>
       <w:pgSz w:w="11920" w:h="16850"/>
-      <w:pgMar w:top="460" w:right="566" w:bottom="280" w:left="566" w:header="720" w:footer="720" w:gutter="0"/>
+      <w:pgMar w:top="460" w:right="566" w:bottom="280" w:left="566" w:header="720" w:footer="113" w:gutter="0"/>
       <w:cols w:space="720"/>
+      <w:docGrid w:linePitch="299"/>
     </w:sectPr>
   </w:body>
 </w:document>
+</file>
+
+<file path=word/endnotes.xml><?xml version="1.0" encoding="utf-8"?>
+<w:endnotes xmlns:wpc="http://schemas.microsoft.com/office/word/2010/wordprocessingCanvas" xmlns:cx="http://schemas.microsoft.com/office/drawing/2014/chartex" xmlns:cx1="http://schemas.microsoft.com/office/drawing/2015/9/8/chartex" xmlns:cx2="http://schemas.microsoft.com/office/drawing/2015/10/21/chartex" xmlns:cx3="http://schemas.microsoft.com/office/drawing/2016/5/9/chartex" xmlns:cx4="http://schemas.microsoft.com/office/drawing/2016/5/10/chartex" xmlns:cx5="http://schemas.microsoft.com/office/drawing/2016/5/11/chartex" xmlns:cx6="http://schemas.microsoft.com/office/drawing/2016/5/12/chartex" xmlns:cx7="http://schemas.microsoft.com/office/drawing/2016/5/13/chartex" xmlns:cx8="http://schemas.microsoft.com/office/drawing/2016/5/14/chartex" xmlns:mc="http://schemas.openxmlformats.org/markup-compatibility/2006" xmlns:aink="http://schemas.microsoft.com/office/drawing/2016/ink" xmlns:am3d="http://schemas.microsoft.com/office/drawing/2017/model3d" xmlns:o="urn:schemas-microsoft-com:office:office" xmlns:oel="http://schemas.microsoft.com/office/2019/extlst" xmlns:r="http://schemas.openxmlformats.org/officeDocument/2006/relationships" xmlns:m="http://schemas.openxmlformats.org/officeDocument/2006/math" xmlns:v="urn:schemas-microsoft-com:vml" xmlns:wp14="http://schemas.microsoft.com/office/word/2010/wordprocessingDrawing" xmlns:wp="http://schemas.openxmlformats.org/drawingml/2006/wordprocessingDrawing" xmlns:w10="urn:schemas-microsoft-com:office:word" xmlns:w="http://schemas.openxmlformats.org/wordprocessingml/2006/main" xmlns:w14="http://schemas.microsoft.com/office/word/2010/wordml" xmlns:w15="http://schemas.microsoft.com/office/word/2012/wordml" xmlns:w16cex="http://schemas.microsoft.com/office/word/2018/wordml/cex" xmlns:w16cid="http://schemas.microsoft.com/office/word/2016/wordml/cid" xmlns:w16="http://schemas.microsoft.com/office/word/2018/wordml" xmlns:w16du="http://schemas.microsoft.com/office/word/2023/wordml/word16du" xmlns:w16sdtdh="http://schemas.microsoft.com/office/word/2020/wordml/sdtdatahash" xmlns:w16sdtfl="http://schemas.microsoft.com/office/word/2024/wordml/sdtformatlock" xmlns:w16se="http://schemas.microsoft.com/office/word/2015/wordml/symex" xmlns:wpg="http://schemas.microsoft.com/office/word/2010/wordprocessingGroup" xmlns:wpi="http://schemas.microsoft.com/office/word/2010/wordprocessingInk" xmlns:wne="http://schemas.microsoft.com/office/word/2006/wordml" xmlns:wps="http://schemas.microsoft.com/office/word/2010/wordprocessingShape" mc:Ignorable="w14 w15 w16se w16cid w16 w16cex w16sdtdh w16sdtfl w16du wp14">
+  <w:endnote w:type="separator" w:id="-1">
+    <w:p>
+      <w:r>
+        <w:separator/>
+      </w:r>
+    </w:p>
+  </w:endnote>
+  <w:endnote w:type="continuationSeparator" w:id="0">
+    <w:p>
+      <w:r>
+        <w:continuationSeparator/>
+      </w:r>
+    </w:p>
+  </w:endnote>
+</w:endnotes>
+</file>
+
+<file path=word/footer1.xml><?xml version="1.0" encoding="utf-8"?>
+<w:ftr xmlns:wpc="http://schemas.microsoft.com/office/word/2010/wordprocessingCanvas" xmlns:cx="http://schemas.microsoft.com/office/drawing/2014/chartex" xmlns:cx1="http://schemas.microsoft.com/office/drawing/2015/9/8/chartex" xmlns:cx2="http://schemas.microsoft.com/office/drawing/2015/10/21/chartex" xmlns:cx3="http://schemas.microsoft.com/office/drawing/2016/5/9/chartex" xmlns:cx4="http://schemas.microsoft.com/office/drawing/2016/5/10/chartex" xmlns:cx5="http://schemas.microsoft.com/office/drawing/2016/5/11/chartex" xmlns:cx6="http://schemas.microsoft.com/office/drawing/2016/5/12/chartex" xmlns:cx7="http://schemas.microsoft.com/office/drawing/2016/5/13/chartex" xmlns:cx8="http://schemas.microsoft.com/office/drawing/2016/5/14/chartex" xmlns:mc="http://schemas.openxmlformats.org/markup-compatibility/2006" xmlns:aink="http://schemas.microsoft.com/office/drawing/2016/ink" xmlns:am3d="http://schemas.microsoft.com/office/drawing/2017/model3d" xmlns:o="urn:schemas-microsoft-com:office:office" xmlns:oel="http://schemas.microsoft.com/office/2019/extlst" xmlns:r="http://schemas.openxmlformats.org/officeDocument/2006/relationships" xmlns:m="http://schemas.openxmlformats.org/officeDocument/2006/math" xmlns:v="urn:schemas-microsoft-com:vml" xmlns:wp14="http://schemas.microsoft.com/office/word/2010/wordprocessingDrawing" xmlns:wp="http://schemas.openxmlformats.org/drawingml/2006/wordprocessingDrawing" xmlns:w10="urn:schemas-microsoft-com:office:word" xmlns:w="http://schemas.openxmlformats.org/wordprocessingml/2006/main" xmlns:w14="http://schemas.microsoft.com/office/word/2010/wordml" xmlns:w15="http://schemas.microsoft.com/office/word/2012/wordml" xmlns:w16cex="http://schemas.microsoft.com/office/word/2018/wordml/cex" xmlns:w16cid="http://schemas.microsoft.com/office/word/2016/wordml/cid" xmlns:w16="http://schemas.microsoft.com/office/word/2018/wordml" xmlns:w16du="http://schemas.microsoft.com/office/word/2023/wordml/word16du" xmlns:w16sdtdh="http://schemas.microsoft.com/office/word/2020/wordml/sdtdatahash" xmlns:w16sdtfl="http://schemas.microsoft.com/office/word/2024/wordml/sdtformatlock" xmlns:w16se="http://schemas.microsoft.com/office/word/2015/wordml/symex" xmlns:wpg="http://schemas.microsoft.com/office/word/2010/wordprocessingGroup" xmlns:wpi="http://schemas.microsoft.com/office/word/2010/wordprocessingInk" xmlns:wne="http://schemas.microsoft.com/office/word/2006/wordml" xmlns:wps="http://schemas.microsoft.com/office/word/2010/wordprocessingShape" mc:Ignorable="w14 w15 w16se w16cid w16 w16cex w16sdtdh w16sdtfl w16du wp14">
+  <w:p>
+    <w:pPr>
+      <w:pStyle w:val="Footer"/>
+      <w:jc w:val="center"/>
+    </w:pPr>
+    <w:r>
+      <w:t xml:space="preserve">Page </w:t>
+    </w:r>
+    <w:sdt>
+      <w:sdtPr>
+        <w:id w:val="-2010597168"/>
+        <w:docPartObj>
+          <w:docPartGallery w:val="Page Numbers (Bottom of Page)"/>
+          <w:docPartUnique/>
+        </w:docPartObj>
+      </w:sdtPr>
+      <w:sdtEndPr>
+        <w:rPr>
+          <w:noProof/>
+        </w:rPr>
+      </w:sdtEndPr>
+      <w:sdtContent>
+        <w:r>
+          <w:fldChar w:fldCharType="begin"/>
+        </w:r>
+        <w:r>
+          <w:instrText xml:space="preserve"> PAGE   \* MERGEFORMAT </w:instrText>
+        </w:r>
+        <w:r>
+          <w:fldChar w:fldCharType="separate"/>
+        </w:r>
+        <w:r>
+          <w:rPr>
+            <w:noProof/>
+          </w:rPr>
+          <w:t>2</w:t>
+        </w:r>
+        <w:r>
+          <w:rPr>
+            <w:noProof/>
+          </w:rPr>
+          <w:fldChar w:fldCharType="end"/>
+        </w:r>
+        <w:r>
+          <w:rPr>
+            <w:noProof/>
+          </w:rPr>
+          <w:t xml:space="preserve"> of 2</w:t>
+        </w:r>
+      </w:sdtContent>
+    </w:sdt>
+  </w:p>
+  <w:p>
+    <w:pPr>
+      <w:pStyle w:val="Footer"/>
+    </w:pPr>
+  </w:p>
+</w:ftr>
+</file>
+
+<file path=word/footnotes.xml><?xml version="1.0" encoding="utf-8"?>
+<w:footnotes xmlns:wpc="http://schemas.microsoft.com/office/word/2010/wordprocessingCanvas" xmlns:cx="http://schemas.microsoft.com/office/drawing/2014/chartex" xmlns:cx1="http://schemas.microsoft.com/office/drawing/2015/9/8/chartex" xmlns:cx2="http://schemas.microsoft.com/office/drawing/2015/10/21/chartex" xmlns:cx3="http://schemas.microsoft.com/office/drawing/2016/5/9/chartex" xmlns:cx4="http://schemas.microsoft.com/office/drawing/2016/5/10/chartex" xmlns:cx5="http://schemas.microsoft.com/office/drawing/2016/5/11/chartex" xmlns:cx6="http://schemas.microsoft.com/office/drawing/2016/5/12/chartex" xmlns:cx7="http://schemas.microsoft.com/office/drawing/2016/5/13/chartex" xmlns:cx8="http://schemas.microsoft.com/office/drawing/2016/5/14/chartex" xmlns:mc="http://schemas.openxmlformats.org/markup-compatibility/2006" xmlns:aink="http://schemas.microsoft.com/office/drawing/2016/ink" xmlns:am3d="http://schemas.microsoft.com/office/drawing/2017/model3d" xmlns:o="urn:schemas-microsoft-com:office:office" xmlns:oel="http://schemas.microsoft.com/office/2019/extlst" xmlns:r="http://schemas.openxmlformats.org/officeDocument/2006/relationships" xmlns:m="http://schemas.openxmlformats.org/officeDocument/2006/math" xmlns:v="urn:schemas-microsoft-com:vml" xmlns:wp14="http://schemas.microsoft.com/office/word/2010/wordprocessingDrawing" xmlns:wp="http://schemas.openxmlformats.org/drawingml/2006/wordprocessingDrawing" xmlns:w10="urn:schemas-microsoft-com:office:word" xmlns:w="http://schemas.openxmlformats.org/wordprocessingml/2006/main" xmlns:w14="http://schemas.microsoft.com/office/word/2010/wordml" xmlns:w15="http://schemas.microsoft.com/office/word/2012/wordml" xmlns:w16cex="http://schemas.microsoft.com/office/word/2018/wordml/cex" xmlns:w16cid="http://schemas.microsoft.com/office/word/2016/wordml/cid" xmlns:w16="http://schemas.microsoft.com/office/word/2018/wordml" xmlns:w16du="http://schemas.microsoft.com/office/word/2023/wordml/word16du" xmlns:w16sdtdh="http://schemas.microsoft.com/office/word/2020/wordml/sdtdatahash" xmlns:w16sdtfl="http://schemas.microsoft.com/office/word/2024/wordml/sdtformatlock" xmlns:w16se="http://schemas.microsoft.com/office/word/2015/wordml/symex" xmlns:wpg="http://schemas.microsoft.com/office/word/2010/wordprocessingGroup" xmlns:wpi="http://schemas.microsoft.com/office/word/2010/wordprocessingInk" xmlns:wne="http://schemas.microsoft.com/office/word/2006/wordml" xmlns:wps="http://schemas.microsoft.com/office/word/2010/wordprocessingShape" mc:Ignorable="w14 w15 w16se w16cid w16 w16cex w16sdtdh w16sdtfl w16du wp14">
+  <w:footnote w:type="separator" w:id="-1">
+    <w:p>
+      <w:r>
+        <w:separator/>
+      </w:r>
+    </w:p>
+  </w:footnote>
+  <w:footnote w:type="continuationSeparator" w:id="0">
+    <w:p>
+      <w:r>
+        <w:continuationSeparator/>
+      </w:r>
+    </w:p>
+  </w:footnote>
+</w:footnotes>
 </file>
 
 <file path=word/numbering.xml><?xml version="1.0" encoding="utf-8"?>
@@ -8709,6 +8767,54 @@
       <w:u w:val="single"/>
     </w:rPr>
   </w:style>
+  <w:style w:type="paragraph" w:styleId="Header">
+    <w:name w:val="header"/>
+    <w:basedOn w:val="Normal"/>
+    <w:link w:val="HeaderChar"/>
+    <w:uiPriority w:val="99"/>
+    <w:unhideWhenUsed/>
+    <w:rsid w:val="003F7D6F"/>
+    <w:pPr>
+      <w:tabs>
+        <w:tab w:val="center" w:pos="4513"/>
+        <w:tab w:val="right" w:pos="9026"/>
+      </w:tabs>
+    </w:pPr>
+  </w:style>
+  <w:style w:type="character" w:customStyle="1" w:styleId="HeaderChar">
+    <w:name w:val="Header Char"/>
+    <w:basedOn w:val="DefaultParagraphFont"/>
+    <w:link w:val="Header"/>
+    <w:uiPriority w:val="99"/>
+    <w:rsid w:val="003F7D6F"/>
+    <w:rPr>
+      <w:rFonts w:ascii="Arial" w:eastAsia="Arial" w:hAnsi="Arial" w:cs="Arial"/>
+    </w:rPr>
+  </w:style>
+  <w:style w:type="paragraph" w:styleId="Footer">
+    <w:name w:val="footer"/>
+    <w:basedOn w:val="Normal"/>
+    <w:link w:val="FooterChar"/>
+    <w:uiPriority w:val="99"/>
+    <w:unhideWhenUsed/>
+    <w:rsid w:val="003F7D6F"/>
+    <w:pPr>
+      <w:tabs>
+        <w:tab w:val="center" w:pos="4513"/>
+        <w:tab w:val="right" w:pos="9026"/>
+      </w:tabs>
+    </w:pPr>
+  </w:style>
+  <w:style w:type="character" w:customStyle="1" w:styleId="FooterChar">
+    <w:name w:val="Footer Char"/>
+    <w:basedOn w:val="DefaultParagraphFont"/>
+    <w:link w:val="Footer"/>
+    <w:uiPriority w:val="99"/>
+    <w:rsid w:val="003F7D6F"/>
+    <w:rPr>
+      <w:rFonts w:ascii="Arial" w:eastAsia="Arial" w:hAnsi="Arial" w:cs="Arial"/>
+    </w:rPr>
+  </w:style>
 </w:styles>
 </file>
 
